--- a/Версия 2.0.docx
+++ b/Версия 2.0.docx
@@ -11440,15 +11440,15 @@
           <w:rFonts w:ascii="Courier New" w:eastAsia="Times New Roman" w:hAnsi="Courier New" w:cs="Courier New"/>
           <w:sz w:val="20"/>
           <w:szCs w:val="20"/>
-          <w:lang w:eastAsia="ru-RU"/>
-        </w:rPr>
-      </w:pPr>
-      <w:r>
-        <w:rPr>
-          <w:rFonts w:ascii="Courier New" w:eastAsia="Times New Roman" w:hAnsi="Courier New" w:cs="Courier New"/>
-          <w:sz w:val="20"/>
-          <w:szCs w:val="20"/>
-          <w:lang w:eastAsia="ru-RU"/>
+          <w:lang w:val="en-US" w:eastAsia="ru-RU"/>
+        </w:rPr>
+      </w:pPr>
+      <w:r>
+        <w:rPr>
+          <w:rFonts w:ascii="Courier New" w:eastAsia="Times New Roman" w:hAnsi="Courier New" w:cs="Courier New"/>
+          <w:sz w:val="20"/>
+          <w:szCs w:val="20"/>
+          <w:lang w:val="en-US" w:eastAsia="ru-RU"/>
         </w:rPr>
         <w:t>│</w:t>
       </w:r>
@@ -13286,10 +13286,9 @@
           <w:rFonts w:ascii="Courier New" w:eastAsia="Times New Roman" w:hAnsi="Courier New" w:cs="Courier New"/>
           <w:sz w:val="20"/>
           <w:szCs w:val="20"/>
-          <w:lang w:val="en-US" w:eastAsia="ru-RU"/>
-        </w:rPr>
-      </w:pPr>
-      <w:proofErr w:type="spellStart"/>
+          <w:lang w:eastAsia="ru-RU"/>
+        </w:rPr>
+      </w:pPr>
       <w:proofErr w:type="gramStart"/>
       <w:r>
         <w:rPr>
@@ -13298,15 +13297,32 @@
           <w:szCs w:val="20"/>
           <w:lang w:val="en-US" w:eastAsia="ru-RU"/>
         </w:rPr>
-        <w:t>registry.all</w:t>
-      </w:r>
-      <w:proofErr w:type="spellEnd"/>
-      <w:r>
-        <w:rPr>
-          <w:rFonts w:ascii="Courier New" w:eastAsia="Times New Roman" w:hAnsi="Courier New" w:cs="Courier New"/>
-          <w:sz w:val="20"/>
-          <w:szCs w:val="20"/>
-          <w:lang w:val="en-US" w:eastAsia="ru-RU"/>
+        <w:t>registry</w:t>
+      </w:r>
+      <w:r>
+        <w:rPr>
+          <w:rFonts w:ascii="Courier New" w:eastAsia="Times New Roman" w:hAnsi="Courier New" w:cs="Courier New"/>
+          <w:sz w:val="20"/>
+          <w:szCs w:val="20"/>
+          <w:lang w:eastAsia="ru-RU"/>
+        </w:rPr>
+        <w:t>.</w:t>
+      </w:r>
+      <w:r>
+        <w:rPr>
+          <w:rFonts w:ascii="Courier New" w:eastAsia="Times New Roman" w:hAnsi="Courier New" w:cs="Courier New"/>
+          <w:sz w:val="20"/>
+          <w:szCs w:val="20"/>
+          <w:lang w:val="en-US" w:eastAsia="ru-RU"/>
+        </w:rPr>
+        <w:t>all</w:t>
+      </w:r>
+      <w:r>
+        <w:rPr>
+          <w:rFonts w:ascii="Courier New" w:eastAsia="Times New Roman" w:hAnsi="Courier New" w:cs="Courier New"/>
+          <w:sz w:val="20"/>
+          <w:szCs w:val="20"/>
+          <w:lang w:eastAsia="ru-RU"/>
         </w:rPr>
         <w:t>(</w:t>
       </w:r>
@@ -13316,7 +13332,7 @@
           <w:rFonts w:ascii="Courier New" w:eastAsia="Times New Roman" w:hAnsi="Courier New" w:cs="Courier New"/>
           <w:sz w:val="20"/>
           <w:szCs w:val="20"/>
-          <w:lang w:val="en-US" w:eastAsia="ru-RU"/>
+          <w:lang w:eastAsia="ru-RU"/>
         </w:rPr>
         <w:t>)</w:t>
       </w:r>
@@ -16151,408 +16167,6 @@
         <w:t>, подключить его и провести рефакторинг, сохранив совместимость.</w:t>
       </w:r>
     </w:p>
-    <w:p>
-      <w:pPr>
-        <w:spacing w:after="0" w:line="240" w:lineRule="auto"/>
-        <w:rPr>
-          <w:rFonts w:ascii="Times New Roman" w:eastAsia="Times New Roman" w:hAnsi="Times New Roman" w:cs="Times New Roman"/>
-          <w:sz w:val="24"/>
-          <w:szCs w:val="24"/>
-          <w:lang w:eastAsia="ru-RU"/>
-        </w:rPr>
-      </w:pPr>
-      <w:r>
-        <w:rPr>
-          <w:rFonts w:ascii="Times New Roman" w:eastAsia="Times New Roman" w:hAnsi="Times New Roman" w:cs="Times New Roman"/>
-          <w:sz w:val="24"/>
-          <w:szCs w:val="24"/>
-          <w:lang w:eastAsia="ru-RU"/>
-        </w:rPr>
-        <w:lastRenderedPageBreak/>
-        <w:pict w14:anchorId="06A9C477">
-          <v:rect id="_x0000_i1055" style="width:0;height:1.5pt" o:hralign="center" o:hrstd="t" o:hr="t" fillcolor="#a0a0a0" stroked="f"/>
-        </w:pict>
-      </w:r>
-    </w:p>
-    <w:p>
-      <w:pPr>
-        <w:spacing w:before="100" w:beforeAutospacing="1" w:after="100" w:afterAutospacing="1" w:line="240" w:lineRule="auto"/>
-        <w:outlineLvl w:val="1"/>
-        <w:rPr>
-          <w:rFonts w:ascii="Times New Roman" w:eastAsia="Times New Roman" w:hAnsi="Times New Roman" w:cs="Times New Roman"/>
-          <w:b/>
-          <w:bCs/>
-          <w:sz w:val="36"/>
-          <w:szCs w:val="36"/>
-          <w:lang w:eastAsia="ru-RU"/>
-        </w:rPr>
-      </w:pPr>
-      <w:r>
-        <w:rPr>
-          <w:rFonts w:ascii="Times New Roman" w:eastAsia="Times New Roman" w:hAnsi="Times New Roman" w:cs="Times New Roman"/>
-          <w:b/>
-          <w:bCs/>
-          <w:sz w:val="36"/>
-          <w:szCs w:val="36"/>
-          <w:lang w:eastAsia="ru-RU"/>
-        </w:rPr>
-        <w:t>Моё предложение</w:t>
-      </w:r>
-    </w:p>
-    <w:p>
-      <w:pPr>
-        <w:spacing w:before="100" w:beforeAutospacing="1" w:after="100" w:afterAutospacing="1" w:line="240" w:lineRule="auto"/>
-        <w:rPr>
-          <w:rFonts w:ascii="Times New Roman" w:eastAsia="Times New Roman" w:hAnsi="Times New Roman" w:cs="Times New Roman"/>
-          <w:sz w:val="24"/>
-          <w:szCs w:val="24"/>
-          <w:lang w:eastAsia="ru-RU"/>
-        </w:rPr>
-      </w:pPr>
-      <w:r>
-        <w:rPr>
-          <w:rFonts w:ascii="Times New Roman" w:eastAsia="Times New Roman" w:hAnsi="Times New Roman" w:cs="Times New Roman"/>
-          <w:sz w:val="24"/>
-          <w:szCs w:val="24"/>
-          <w:lang w:eastAsia="ru-RU"/>
-        </w:rPr>
-        <w:t xml:space="preserve">Я бы не писал это "на лету" в чате. Вместо этого я предлагаю подготовить </w:t>
-      </w:r>
-      <w:r>
-        <w:rPr>
-          <w:rFonts w:ascii="Times New Roman" w:eastAsia="Times New Roman" w:hAnsi="Times New Roman" w:cs="Times New Roman"/>
-          <w:b/>
-          <w:bCs/>
-          <w:sz w:val="24"/>
-          <w:szCs w:val="24"/>
-          <w:lang w:eastAsia="ru-RU"/>
-        </w:rPr>
-        <w:t>полноценный архитектурный документ проекта</w:t>
-      </w:r>
-      <w:r>
-        <w:rPr>
-          <w:rFonts w:ascii="Times New Roman" w:eastAsia="Times New Roman" w:hAnsi="Times New Roman" w:cs="Times New Roman"/>
-          <w:sz w:val="24"/>
-          <w:szCs w:val="24"/>
-          <w:lang w:eastAsia="ru-RU"/>
-        </w:rPr>
-        <w:t xml:space="preserve"> (аналог </w:t>
-      </w:r>
-      <w:proofErr w:type="spellStart"/>
-      <w:r>
-        <w:rPr>
-          <w:rFonts w:ascii="Times New Roman" w:eastAsia="Times New Roman" w:hAnsi="Times New Roman" w:cs="Times New Roman"/>
-          <w:sz w:val="24"/>
-          <w:szCs w:val="24"/>
-          <w:lang w:eastAsia="ru-RU"/>
-        </w:rPr>
-        <w:t>mini</w:t>
-      </w:r>
-      <w:proofErr w:type="spellEnd"/>
-      <w:r>
-        <w:rPr>
-          <w:rFonts w:ascii="Times New Roman" w:eastAsia="Times New Roman" w:hAnsi="Times New Roman" w:cs="Times New Roman"/>
-          <w:sz w:val="24"/>
-          <w:szCs w:val="24"/>
-          <w:lang w:eastAsia="ru-RU"/>
-        </w:rPr>
-        <w:t xml:space="preserve"> Software Architecture Document), который станет официальной спецификацией. В нём будут:</w:t>
-      </w:r>
-    </w:p>
-    <w:p>
-      <w:pPr>
-        <w:numPr>
-          <w:ilvl w:val="0"/>
-          <w:numId w:val="14"/>
-        </w:numPr>
-        <w:spacing w:before="100" w:beforeAutospacing="1" w:after="100" w:afterAutospacing="1" w:line="240" w:lineRule="auto"/>
-        <w:rPr>
-          <w:rFonts w:ascii="Times New Roman" w:eastAsia="Times New Roman" w:hAnsi="Times New Roman" w:cs="Times New Roman"/>
-          <w:sz w:val="24"/>
-          <w:szCs w:val="24"/>
-          <w:lang w:eastAsia="ru-RU"/>
-        </w:rPr>
-      </w:pPr>
-      <w:r>
-        <w:rPr>
-          <w:rFonts w:ascii="Times New Roman" w:eastAsia="Times New Roman" w:hAnsi="Times New Roman" w:cs="Times New Roman"/>
-          <w:sz w:val="24"/>
-          <w:szCs w:val="24"/>
-          <w:lang w:eastAsia="ru-RU"/>
-        </w:rPr>
-        <w:t>цели проекта и принципы проектирования;</w:t>
-      </w:r>
-    </w:p>
-    <w:p>
-      <w:pPr>
-        <w:numPr>
-          <w:ilvl w:val="0"/>
-          <w:numId w:val="14"/>
-        </w:numPr>
-        <w:spacing w:before="100" w:beforeAutospacing="1" w:after="100" w:afterAutospacing="1" w:line="240" w:lineRule="auto"/>
-        <w:rPr>
-          <w:rFonts w:ascii="Times New Roman" w:eastAsia="Times New Roman" w:hAnsi="Times New Roman" w:cs="Times New Roman"/>
-          <w:sz w:val="24"/>
-          <w:szCs w:val="24"/>
-          <w:lang w:eastAsia="ru-RU"/>
-        </w:rPr>
-      </w:pPr>
-      <w:r>
-        <w:rPr>
-          <w:rFonts w:ascii="Times New Roman" w:eastAsia="Times New Roman" w:hAnsi="Times New Roman" w:cs="Times New Roman"/>
-          <w:sz w:val="24"/>
-          <w:szCs w:val="24"/>
-          <w:lang w:eastAsia="ru-RU"/>
-        </w:rPr>
-        <w:t>структура каталогов;</w:t>
-      </w:r>
-    </w:p>
-    <w:p>
-      <w:pPr>
-        <w:numPr>
-          <w:ilvl w:val="0"/>
-          <w:numId w:val="14"/>
-        </w:numPr>
-        <w:spacing w:before="100" w:beforeAutospacing="1" w:after="100" w:afterAutospacing="1" w:line="240" w:lineRule="auto"/>
-        <w:rPr>
-          <w:rFonts w:ascii="Times New Roman" w:eastAsia="Times New Roman" w:hAnsi="Times New Roman" w:cs="Times New Roman"/>
-          <w:sz w:val="24"/>
-          <w:szCs w:val="24"/>
-          <w:lang w:eastAsia="ru-RU"/>
-        </w:rPr>
-      </w:pPr>
-      <w:r>
-        <w:rPr>
-          <w:rFonts w:ascii="Times New Roman" w:eastAsia="Times New Roman" w:hAnsi="Times New Roman" w:cs="Times New Roman"/>
-          <w:sz w:val="24"/>
-          <w:szCs w:val="24"/>
-          <w:lang w:eastAsia="ru-RU"/>
-        </w:rPr>
-        <w:t>описание каждого модуля;</w:t>
-      </w:r>
-    </w:p>
-    <w:p>
-      <w:pPr>
-        <w:numPr>
-          <w:ilvl w:val="0"/>
-          <w:numId w:val="14"/>
-        </w:numPr>
-        <w:spacing w:before="100" w:beforeAutospacing="1" w:after="100" w:afterAutospacing="1" w:line="240" w:lineRule="auto"/>
-        <w:rPr>
-          <w:rFonts w:ascii="Times New Roman" w:eastAsia="Times New Roman" w:hAnsi="Times New Roman" w:cs="Times New Roman"/>
-          <w:sz w:val="24"/>
-          <w:szCs w:val="24"/>
-          <w:lang w:eastAsia="ru-RU"/>
-        </w:rPr>
-      </w:pPr>
-      <w:r>
-        <w:rPr>
-          <w:rFonts w:ascii="Times New Roman" w:eastAsia="Times New Roman" w:hAnsi="Times New Roman" w:cs="Times New Roman"/>
-          <w:sz w:val="24"/>
-          <w:szCs w:val="24"/>
-          <w:lang w:eastAsia="ru-RU"/>
-        </w:rPr>
-        <w:t>UML-подобные схемы взаимодействия компонентов;</w:t>
-      </w:r>
-    </w:p>
-    <w:p>
-      <w:pPr>
-        <w:numPr>
-          <w:ilvl w:val="0"/>
-          <w:numId w:val="14"/>
-        </w:numPr>
-        <w:spacing w:before="100" w:beforeAutospacing="1" w:after="100" w:afterAutospacing="1" w:line="240" w:lineRule="auto"/>
-        <w:rPr>
-          <w:rFonts w:ascii="Times New Roman" w:eastAsia="Times New Roman" w:hAnsi="Times New Roman" w:cs="Times New Roman"/>
-          <w:sz w:val="24"/>
-          <w:szCs w:val="24"/>
-          <w:lang w:val="en-US" w:eastAsia="ru-RU"/>
-        </w:rPr>
-      </w:pPr>
-      <w:r>
-        <w:rPr>
-          <w:rFonts w:ascii="Times New Roman" w:eastAsia="Times New Roman" w:hAnsi="Times New Roman" w:cs="Times New Roman"/>
-          <w:sz w:val="24"/>
-          <w:szCs w:val="24"/>
-          <w:lang w:eastAsia="ru-RU"/>
-        </w:rPr>
-        <w:t>интерфейсы</w:t>
-      </w:r>
-      <w:r>
-        <w:rPr>
-          <w:rFonts w:ascii="Times New Roman" w:eastAsia="Times New Roman" w:hAnsi="Times New Roman" w:cs="Times New Roman"/>
-          <w:sz w:val="24"/>
-          <w:szCs w:val="24"/>
-          <w:lang w:val="en-US" w:eastAsia="ru-RU"/>
-        </w:rPr>
-        <w:t xml:space="preserve"> (</w:t>
-      </w:r>
-      <w:proofErr w:type="spellStart"/>
-      <w:r>
-        <w:rPr>
-          <w:rFonts w:ascii="Courier New" w:eastAsia="Times New Roman" w:hAnsi="Courier New" w:cs="Courier New"/>
-          <w:sz w:val="20"/>
-          <w:szCs w:val="20"/>
-          <w:lang w:val="en-US" w:eastAsia="ru-RU"/>
-        </w:rPr>
-        <w:t>BaseAgent</w:t>
-      </w:r>
-      <w:proofErr w:type="spellEnd"/>
-      <w:r>
-        <w:rPr>
-          <w:rFonts w:ascii="Times New Roman" w:eastAsia="Times New Roman" w:hAnsi="Times New Roman" w:cs="Times New Roman"/>
-          <w:sz w:val="24"/>
-          <w:szCs w:val="24"/>
-          <w:lang w:val="en-US" w:eastAsia="ru-RU"/>
-        </w:rPr>
-        <w:t xml:space="preserve">, </w:t>
-      </w:r>
-      <w:proofErr w:type="spellStart"/>
-      <w:r>
-        <w:rPr>
-          <w:rFonts w:ascii="Courier New" w:eastAsia="Times New Roman" w:hAnsi="Courier New" w:cs="Courier New"/>
-          <w:sz w:val="20"/>
-          <w:szCs w:val="20"/>
-          <w:lang w:val="en-US" w:eastAsia="ru-RU"/>
-        </w:rPr>
-        <w:t>BaseProvider</w:t>
-      </w:r>
-      <w:proofErr w:type="spellEnd"/>
-      <w:r>
-        <w:rPr>
-          <w:rFonts w:ascii="Times New Roman" w:eastAsia="Times New Roman" w:hAnsi="Times New Roman" w:cs="Times New Roman"/>
-          <w:sz w:val="24"/>
-          <w:szCs w:val="24"/>
-          <w:lang w:val="en-US" w:eastAsia="ru-RU"/>
-        </w:rPr>
-        <w:t xml:space="preserve">, </w:t>
-      </w:r>
-      <w:r>
-        <w:rPr>
-          <w:rFonts w:ascii="Courier New" w:eastAsia="Times New Roman" w:hAnsi="Courier New" w:cs="Courier New"/>
-          <w:sz w:val="20"/>
-          <w:szCs w:val="20"/>
-          <w:lang w:val="en-US" w:eastAsia="ru-RU"/>
-        </w:rPr>
-        <w:t>Router</w:t>
-      </w:r>
-      <w:r>
-        <w:rPr>
-          <w:rFonts w:ascii="Times New Roman" w:eastAsia="Times New Roman" w:hAnsi="Times New Roman" w:cs="Times New Roman"/>
-          <w:sz w:val="24"/>
-          <w:szCs w:val="24"/>
-          <w:lang w:val="en-US" w:eastAsia="ru-RU"/>
-        </w:rPr>
-        <w:t xml:space="preserve">, </w:t>
-      </w:r>
-      <w:r>
-        <w:rPr>
-          <w:rFonts w:ascii="Courier New" w:eastAsia="Times New Roman" w:hAnsi="Courier New" w:cs="Courier New"/>
-          <w:sz w:val="20"/>
-          <w:szCs w:val="20"/>
-          <w:lang w:val="en-US" w:eastAsia="ru-RU"/>
-        </w:rPr>
-        <w:t>Orchestrator</w:t>
-      </w:r>
-      <w:r>
-        <w:rPr>
-          <w:rFonts w:ascii="Times New Roman" w:eastAsia="Times New Roman" w:hAnsi="Times New Roman" w:cs="Times New Roman"/>
-          <w:sz w:val="24"/>
-          <w:szCs w:val="24"/>
-          <w:lang w:val="en-US" w:eastAsia="ru-RU"/>
-        </w:rPr>
-        <w:t xml:space="preserve">, </w:t>
-      </w:r>
-      <w:proofErr w:type="spellStart"/>
-      <w:r>
-        <w:rPr>
-          <w:rFonts w:ascii="Courier New" w:eastAsia="Times New Roman" w:hAnsi="Courier New" w:cs="Courier New"/>
-          <w:sz w:val="20"/>
-          <w:szCs w:val="20"/>
-          <w:lang w:val="en-US" w:eastAsia="ru-RU"/>
-        </w:rPr>
-        <w:t>ContextManager</w:t>
-      </w:r>
-      <w:proofErr w:type="spellEnd"/>
-      <w:r>
-        <w:rPr>
-          <w:rFonts w:ascii="Times New Roman" w:eastAsia="Times New Roman" w:hAnsi="Times New Roman" w:cs="Times New Roman"/>
-          <w:sz w:val="24"/>
-          <w:szCs w:val="24"/>
-          <w:lang w:val="en-US" w:eastAsia="ru-RU"/>
-        </w:rPr>
-        <w:t>);</w:t>
-      </w:r>
-    </w:p>
-    <w:p>
-      <w:pPr>
-        <w:numPr>
-          <w:ilvl w:val="0"/>
-          <w:numId w:val="14"/>
-        </w:numPr>
-        <w:spacing w:before="100" w:beforeAutospacing="1" w:after="100" w:afterAutospacing="1" w:line="240" w:lineRule="auto"/>
-        <w:rPr>
-          <w:rFonts w:ascii="Times New Roman" w:eastAsia="Times New Roman" w:hAnsi="Times New Roman" w:cs="Times New Roman"/>
-          <w:sz w:val="24"/>
-          <w:szCs w:val="24"/>
-          <w:lang w:eastAsia="ru-RU"/>
-        </w:rPr>
-      </w:pPr>
-      <w:r>
-        <w:rPr>
-          <w:rFonts w:ascii="Times New Roman" w:eastAsia="Times New Roman" w:hAnsi="Times New Roman" w:cs="Times New Roman"/>
-          <w:sz w:val="24"/>
-          <w:szCs w:val="24"/>
-          <w:lang w:eastAsia="ru-RU"/>
-        </w:rPr>
-        <w:t>правила добавления новых агентов и провайдеров;</w:t>
-      </w:r>
-    </w:p>
-    <w:p>
-      <w:pPr>
-        <w:numPr>
-          <w:ilvl w:val="0"/>
-          <w:numId w:val="14"/>
-        </w:numPr>
-        <w:spacing w:before="100" w:beforeAutospacing="1" w:after="100" w:afterAutospacing="1" w:line="240" w:lineRule="auto"/>
-        <w:rPr>
-          <w:rFonts w:ascii="Times New Roman" w:eastAsia="Times New Roman" w:hAnsi="Times New Roman" w:cs="Times New Roman"/>
-          <w:sz w:val="24"/>
-          <w:szCs w:val="24"/>
-          <w:lang w:eastAsia="ru-RU"/>
-        </w:rPr>
-      </w:pPr>
-      <w:r>
-        <w:rPr>
-          <w:rFonts w:ascii="Times New Roman" w:eastAsia="Times New Roman" w:hAnsi="Times New Roman" w:cs="Times New Roman"/>
-          <w:sz w:val="24"/>
-          <w:szCs w:val="24"/>
-          <w:lang w:eastAsia="ru-RU"/>
-        </w:rPr>
-        <w:t>дорожная карта по фазам 1–7.</w:t>
-      </w:r>
-    </w:p>
-    <w:p>
-      <w:pPr>
-        <w:spacing w:before="100" w:beforeAutospacing="1" w:after="100" w:afterAutospacing="1" w:line="240" w:lineRule="auto"/>
-        <w:rPr>
-          <w:rFonts w:ascii="Times New Roman" w:eastAsia="Times New Roman" w:hAnsi="Times New Roman" w:cs="Times New Roman"/>
-          <w:sz w:val="24"/>
-          <w:szCs w:val="24"/>
-          <w:lang w:eastAsia="ru-RU"/>
-        </w:rPr>
-      </w:pPr>
-      <w:r>
-        <w:rPr>
-          <w:rFonts w:ascii="Times New Roman" w:eastAsia="Times New Roman" w:hAnsi="Times New Roman" w:cs="Times New Roman"/>
-          <w:sz w:val="24"/>
-          <w:szCs w:val="24"/>
-          <w:lang w:eastAsia="ru-RU"/>
-        </w:rPr>
-        <w:t>Такой документ станет "источником истины" для проекта: при дальнейшей разработке мы будем сверяться с ним, а не принимать архитектурные решения заново. Для проекта, который ты хочешь развивать долго и серьёзно, это окупится очень быстро.</w:t>
-      </w:r>
-    </w:p>
-    <w:p/>
     <w:sectPr>
       <w:pgSz w:w="11906" w:h="16838"/>
       <w:pgMar w:top="1134" w:right="850" w:bottom="1134" w:left="1701" w:header="708" w:footer="708" w:gutter="0"/>
